--- a/docs/Phase 1.docx
+++ b/docs/Phase 1.docx
@@ -28,7 +28,7 @@
         <w:pStyle w:val="Small"/>
       </w:pPr>
       <w:r>
-        <w:t>Working name  Campus Item Exchange</w:t>
+        <w:t>Working name: Campus Item Exchange</w:t>
       </w:r>
     </w:p>
     <w:p/>
@@ -445,7 +445,7 @@
         <w:pStyle w:val="Small"/>
       </w:pPr>
       <w:r>
-        <w:t>Document basis. This plan uses the team project brief supplied with the request and the COSC 336 Fall 2026 Phase 1 presentation. Stakeholder procedures, interviews, and institutional policies still require validation; none are presented as completed consultations.</w:t>
+        <w:t>This document is based on the team project brief and the COSC 336 Fall 2026 Phase 1 presentation. The team still needs to validate stakeholder procedures, interview findings, and university policies.</w:t>
       </w:r>
     </w:p>
     <w:p>
@@ -463,12 +463,12 @@
     </w:p>
     <w:p>
       <w:r>
-        <w:t>The proposed system is an internal university website for finding and reusing campus items before departments buy replacements. A department can publish an unused item, another can request it, and an administrator can approve the transfer. The system will also record custody, maintenance, and final disposition so an item remains traceable throughout its life cycle.</w:t>
+        <w:t>The proposed system is an internal university website that helps departments find and reuse campus items before buying replacements. One department can list an unused item, another department can request it, and an administrator can approve the transfer. The system will also record custody, maintenance, and final disposition so each item remains traceable throughout its life cycle.</w:t>
       </w:r>
     </w:p>
     <w:p>
       <w:r>
-        <w:t>This document defines the initial problem, boundaries, stakeholders, requirements, measurable targets, and project plan for Phase 1. It establishes a working baseline for the Phase 2 feasibility review and the detailed Phase 3 requirements. Requirements below are proposals based on the course presentation and team brief; campus stakeholders must confirm the actual workflow and policy rules.</w:t>
+        <w:t>This document defines the initial problem, project scope, stakeholders, requirements, measurable targets, and Phase 1 plan. It provides a baseline for the Phase 2 feasibility review and the detailed Phase 3 requirements. The requirements are based on the course presentation and team brief, and campus stakeholders still need to confirm the workflow and policy rules.</w:t>
       </w:r>
     </w:p>
     <w:p>
@@ -489,7 +489,7 @@
     </w:p>
     <w:p>
       <w:r>
-        <w:t>University departments may purchase chairs, monitors, books, or other equipment while usable items sit idle elsewhere. A conventional inventory record may show ownership and location without making an item discoverable to a department that needs it. The resulting gaps concern visibility, compatible matching, approvals, custody changes, maintenance history, and evidence of financial or environmental benefit.</w:t>
+        <w:t>University departments may buy chairs, monitors, books, or other equipment while usable items remain idle elsewhere on campus. A conventional inventory system may record an item’s owner and location without helping another department discover and reuse it. The proposed system addresses this gap by supporting item discovery, suitable matching, approvals, custody changes, maintenance history, and reporting of financial and environmental benefits.</w:t>
       </w:r>
     </w:p>
     <w:p>
@@ -524,7 +524,7 @@
         <w:ind w:left="360" w:hanging="216"/>
       </w:pPr>
       <w:r>
-        <w:t>Use AI to assist matching, classification, sustainability advice, natural language help, and written reporting while people retain approval and final disposition decisions.</w:t>
+        <w:t>Use AI to support matching, classification, sustainability advice, natural language assistance, and report writing. Authorized users will retain control over approvals and final disposition decisions.</w:t>
       </w:r>
     </w:p>
     <w:p>
@@ -747,7 +747,7 @@
                 <w:rFonts w:ascii="Aptos" w:hAnsi="Aptos"/>
                 <w:sz w:val="17"/>
               </w:rPr>
-              <w:t>Automatic disposal decisions and a campus wide rollout.</w:t>
+              <w:t>Automatic disposal decisions and rollout across the entire campus.</w:t>
             </w:r>
           </w:p>
         </w:tc>
@@ -809,7 +809,7 @@
                 <w:rFonts w:ascii="Aptos" w:hAnsi="Aptos"/>
                 <w:sz w:val="17"/>
               </w:rPr>
-              <w:t>Live university system integration and historical demand prediction pending feasibility review.</w:t>
+              <w:t>Live integration with university systems and historical demand prediction, subject to the feasibility review.</w:t>
             </w:r>
           </w:p>
         </w:tc>
@@ -822,7 +822,7 @@
     </w:p>
     <w:p>
       <w:r>
-        <w:t>The course schedule is a fixed constraint. The team proposes Python with Flask, HTML and CSS, SQLite for the local prototype, and one hosted AI service subject to access, cost, privacy, and data handling review. No budget or university integration approval has been supplied. Exact tools and architecture remain Phase 2 decisions.</w:t>
+        <w:t>The course schedule is fixed. The team proposes a Python Flask application with HTML, CSS, and SQLite. A hosted AI service may support the AI features after review of its access, cost, privacy, and data handling requirements. The team has no confirmed budget or approval for university system integration. Phase 2 will finalize the tools and architecture.</w:t>
       </w:r>
     </w:p>
     <w:p>
@@ -835,7 +835,7 @@
     </w:p>
     <w:p>
       <w:r>
-        <w:t>Initial assumptions are that each asset has one assigned custodian, a request requires administrator approval, and a handover confirmation precedes the custody update. These rules require confirmation with the university. Expected benefits are improved item visibility and reuse, fewer avoidable purchases, clearer custody records, and better evidence for maintenance and sustainability decisions. The team has not measured actual campus savings.</w:t>
+        <w:t>The initial plan assumes that each asset has one custodian, every request requires administrator approval, and custody changes only after a confirmed handover. The university still needs to confirm these rules. Expected benefits include easier reuse, fewer unnecessary purchases, clearer custody records, and better maintenance and sustainability decisions. The team has not yet measured actual savings.</w:t>
       </w:r>
     </w:p>
     <w:p>
@@ -1019,7 +1019,7 @@
                 <w:rFonts w:ascii="Aptos" w:hAnsi="Aptos"/>
                 <w:sz w:val="17"/>
               </w:rPr>
-              <w:t>Find suitable assets; submit and track needs.</w:t>
+              <w:t>Find suitable assets and submit and track requests.</w:t>
             </w:r>
           </w:p>
         </w:tc>
@@ -1113,7 +1113,7 @@
                 <w:rFonts w:ascii="Aptos" w:hAnsi="Aptos"/>
                 <w:sz w:val="17"/>
               </w:rPr>
-              <w:t>Maintain accurate condition, location, availability, and history; confirm handover.</w:t>
+              <w:t>Maintain accurate records of condition, location, availability, and history, and confirm handovers.</w:t>
             </w:r>
           </w:p>
         </w:tc>
@@ -1206,7 +1206,7 @@
                 <w:rFonts w:ascii="Aptos" w:hAnsi="Aptos"/>
                 <w:sz w:val="17"/>
               </w:rPr>
-              <w:t>Review requests and final disposition; manage accounts.</w:t>
+              <w:t>Review requests and final disposition decisions, and manage user accounts.</w:t>
             </w:r>
           </w:p>
         </w:tc>
@@ -1610,7 +1610,7 @@
                 <w:rFonts w:ascii="Aptos" w:hAnsi="Aptos"/>
                 <w:sz w:val="17"/>
               </w:rPr>
-              <w:t>External stakeholder; campus staff record confirmation.</w:t>
+              <w:t>External stakeholder; authorized campus staff record the handover confirmation.</w:t>
             </w:r>
           </w:p>
         </w:tc>
@@ -1718,7 +1718,7 @@
     </w:p>
     <w:p>
       <w:r>
-        <w:t>The prototype has three login roles: staff, asset custodian, and administrator. Report recipients and external partners are stakeholders even when they have no separate account. Detailed permissions, organizational ownership, and approval authority require consultation.</w:t>
+        <w:t>The prototype has three login roles: staff, asset custodian, and administrator. People who receive reports and external partners are also stakeholders, even if they do not have system accounts. The team must consult the university to confirm detailed permissions, asset ownership rules, and approval authority.</w:t>
       </w:r>
     </w:p>
     <w:p>
@@ -1739,7 +1739,7 @@
     </w:p>
     <w:p>
       <w:r>
-        <w:t>The initial requirements were gathered by reviewing the supplied project brief and COSC 336 Phase 1 presentation. This is desk review, not a campus interview. The team will use short interviews with requesters, custodians, administrators, procurement, and sustainability representatives, followed by a workflow workshop and a focused survey or usability check with representative users. Any consultation note should record the date, participants, questions, responses, and open decisions.</w:t>
+        <w:t>The team identified the initial requirements by reviewing the project brief and COSC 336 Phase 1 presentation. Stakeholder interviews are still required. The team plans to interview requesters, custodians, administrators, procurement staff, and sustainability representatives, then use a workflow workshop and a focused survey or usability check to confirm the findings. Each consultation note should record the date, participants, responses, and unresolved decisions.</w:t>
       </w:r>
     </w:p>
     <w:p>
@@ -1805,7 +1805,7 @@
     </w:p>
     <w:p>
       <w:r>
-        <w:t>The supplied materials identify the need for discoverable surplus assets, controlled requests and transfers, full life cycle records, role based access, five AI functions, and measurable reporting. They do not establish that these needs were confirmed by a campus client. The team will prioritize permission and quantity controls first because an erroneous allocation or custody change undermines the core workflow. AI features and reporting remain mandatory course scope, with implementation details refined after feasibility and stakeholder review.</w:t>
+        <w:t>The supplied materials identify six main needs: visible surplus assets, controlled requests and transfers, complete life cycle records, role-based access, five AI functions, and measurable reporting. Campus stakeholders have not yet confirmed them. Permission and quantity controls come first because incorrect allocations or custody changes would undermine the workflow. The feasibility and stakeholder reviews will refine the required AI and reporting features.</w:t>
       </w:r>
     </w:p>
     <w:tbl>
@@ -2075,7 +2075,7 @@
                 <w:rFonts w:ascii="Aptos" w:hAnsi="Aptos"/>
                 <w:sz w:val="17"/>
               </w:rPr>
-              <w:t>All five AI functions, with review and deterministic safeguards</w:t>
+              <w:t>All five AI functions, with human review and rules-based safeguards</w:t>
             </w:r>
           </w:p>
         </w:tc>
@@ -2106,7 +2106,7 @@
                 <w:rFonts w:ascii="Aptos" w:hAnsi="Aptos"/>
                 <w:sz w:val="17"/>
               </w:rPr>
-              <w:t>Explicit course functionality; AI may advise but cannot bypass controls.</w:t>
+              <w:t>Required course functionality; AI may provide advice but cannot bypass system controls.</w:t>
             </w:r>
           </w:p>
         </w:tc>
@@ -2459,7 +2459,7 @@
                 <w:rFonts w:ascii="Aptos" w:hAnsi="Aptos"/>
                 <w:sz w:val="17"/>
               </w:rPr>
-              <w:t>Custodians shall create and edit asset name, description, category, condition, quantity, department, custodian, and location; they shall publish surplus or underused stock.</w:t>
+              <w:t>Custodians shall create and edit each asset’s name, description, category, condition, quantity, department, custodian, and location. They shall also publish surplus or underused items as available.</w:t>
             </w:r>
           </w:p>
         </w:tc>
@@ -2523,7 +2523,7 @@
                 <w:rFonts w:ascii="Aptos" w:hAnsi="Aptos"/>
                 <w:sz w:val="17"/>
               </w:rPr>
-              <w:t>Staff shall search and filter available items, submit requests with specifications, quantity, urgency, and needed date, and view status. Reservations and approvals shall never exceed available quantity.</w:t>
+              <w:t>Staff shall search and filter available items, submit requests that include specifications, quantity, urgency, and required date, and view each request’s status. Reservations and approved allocations shall not exceed the available quantity.</w:t>
             </w:r>
           </w:p>
         </w:tc>
@@ -2585,7 +2585,7 @@
                 <w:rFonts w:ascii="Aptos" w:hAnsi="Aptos"/>
                 <w:sz w:val="17"/>
               </w:rPr>
-              <w:t>Administrators shall approve or reject requests with a recorded reason. Custodians shall confirm handovers. Ownership, custody, location, and availability shall update only after the required approval and handover steps.</w:t>
+              <w:t>Administrators shall approve or reject requests and record the reason for each decision. Custodians shall confirm completed handovers. The system shall update ownership, custody, location, and availability only after the required approval and handover steps are complete.</w:t>
             </w:r>
           </w:p>
         </w:tc>
@@ -2649,7 +2649,7 @@
                 <w:rFonts w:ascii="Aptos" w:hAnsi="Aptos"/>
                 <w:sz w:val="17"/>
               </w:rPr>
-              <w:t>Custodians shall record inspections, maintenance, repairs, refurbishment, donation, recycling, and disposal with date, responsible person, outcome, and relevant cost. Final disposition requires approval and history must be retained.</w:t>
+              <w:t>Custodians shall record inspections, maintenance, repairs, refurbishment, donations, recycling, and disposal, including the date, responsible person, outcome, and relevant cost. An administrator shall approve final disposition, and the system shall retain the asset’s complete history.</w:t>
             </w:r>
           </w:p>
         </w:tc>
@@ -2711,7 +2711,7 @@
                 <w:rFonts w:ascii="Aptos" w:hAnsi="Aptos"/>
                 <w:sz w:val="17"/>
               </w:rPr>
-              <w:t>Users shall sign in as staff, custodian, or administrator. Staff manage their own requests, custodians assigned assets, and administrators accounts and approvals. Important changes shall be logged.</w:t>
+              <w:t>Users shall sign in as staff, custodian, or administrator. Staff shall manage their own requests, custodians shall manage their assigned assets, and administrators shall manage user accounts and approvals. The system shall log important changes.</w:t>
             </w:r>
           </w:p>
         </w:tc>
@@ -2869,7 +2869,7 @@
                 <w:rFonts w:ascii="Aptos" w:hAnsi="Aptos"/>
                 <w:sz w:val="17"/>
               </w:rPr>
-              <w:t>Suggest up to three available items for a request using meaning, compatibility, condition, quantity, location, and urgency. Explain each suggestion. The user chooses whether to proceed; application rules recheck availability and permission.</w:t>
+              <w:t>Suggest up to three available items based on semantic similarity, compatibility, condition, quantity, location, and urgency. Explain each suggestion. The user decides whether to proceed, while application rules recheck availability and permission.</w:t>
             </w:r>
           </w:p>
         </w:tc>
@@ -2933,7 +2933,7 @@
                 <w:rFonts w:ascii="Aptos" w:hAnsi="Aptos"/>
                 <w:sz w:val="17"/>
               </w:rPr>
-              <w:t>Suggest category, tags, and a clearer description from entered asset details. The custodian reviews or edits them; unknown specifications remain unknown.</w:t>
+              <w:t>Suggest a category, tags, and clearer description from the entered details. The custodian shall review or edit them before saving, and the system shall not invent missing specifications.</w:t>
             </w:r>
           </w:p>
         </w:tc>
@@ -2995,7 +2995,7 @@
                 <w:rFonts w:ascii="Aptos" w:hAnsi="Aptos"/>
                 <w:sz w:val="17"/>
               </w:rPr>
-              <w:t>Suggest reuse, transfer, repair, refurbishment, donation, recycling, or retirement using known condition, demand, cost, and environmental inputs. Explain the basis and missing information; an authorized person decides.</w:t>
+              <w:t>Recommend reuse, transfer, repair, refurbishment, donation, recycling, or retirement based on available condition, demand, cost, and environmental information. Explain the recommendation and missing information. An authorized user makes the final decision.</w:t>
             </w:r>
           </w:p>
         </w:tc>
@@ -3059,7 +3059,7 @@
                 <w:rFonts w:ascii="Aptos" w:hAnsi="Aptos"/>
                 <w:sz w:val="17"/>
               </w:rPr>
-              <w:t>Answer questions about authorized records, assist search, prepare a request, and guide navigation. A user confirms a request before submission, and normal permissions apply.</w:t>
+              <w:t>Answer questions about authorized records, assist searches, prepare requests, and guide users to the correct pages. The user shall confirm each request before submission, and normal permissions shall apply.</w:t>
             </w:r>
           </w:p>
         </w:tc>
@@ -3121,7 +3121,7 @@
                 <w:rFonts w:ascii="Aptos" w:hAnsi="Aptos"/>
                 <w:sz w:val="17"/>
               </w:rPr>
-              <w:t>Summarize exchanges, maintenance, avoided purchases, savings, diversion, and carbon estimates in plain language. Application code computes totals, while AI summarizes checked totals and labels sample data and missing estimates.</w:t>
+              <w:t>Summarize exchanges, maintenance, avoided purchases, savings, waste diversion, and carbon estimates. Application code shall calculate totals; AI shall summarize validated results and label sample data and unavailable estimates.</w:t>
             </w:r>
           </w:p>
         </w:tc>
@@ -3146,7 +3146,7 @@
         <w:ind w:left="360" w:hanging="216"/>
       </w:pPr>
       <w:r>
-        <w:t>The application shall keep requests, approval reasons, handovers, and life cycle events attributable to a person and date.</w:t>
+        <w:t>The application shall link each request, approval reason, handover, and life cycle event to a responsible user and date.</w:t>
       </w:r>
     </w:p>
     <w:p>
@@ -3186,7 +3186,7 @@
     </w:p>
     <w:p>
       <w:r>
-        <w:t>These are proposed prototype acceptance targets for later stakeholder review, not achieved results or real campus savings.</w:t>
+        <w:t>These proposed acceptance targets will guide prototype testing and later stakeholder review. They do not represent completed results or actual campus savings.</w:t>
       </w:r>
     </w:p>
     <w:tbl>
@@ -3719,7 +3719,7 @@
     </w:p>
     <w:p>
       <w:r>
-        <w:t>Net savings equals avoided purchase cost less transfer, repair, and refurbishment costs. Reuse rate is the number of eligible available assets reused or transferred divided by eligible available assets in the stated period. Waste diversion is diverted assets divided by total discarded assets in the period. Carbon reduction is replacement scenario emissions less reuse scenario emissions. Each carbon factor needs a named source and assumption; a missing input yields an unavailable estimate.</w:t>
+        <w:t>Net savings equals avoided purchase cost minus transfer, repair, and refurbishment costs. Reuse rate equals reused or transferred eligible assets divided by all eligible available assets for the stated period. Waste diversion equals diverted assets divided by all discarded assets for that period. Estimated carbon reduction equals replacement emissions minus reuse emissions. Each carbon factor must have a source and stated assumption; missing inputs produce an unavailable estimate.</w:t>
       </w:r>
     </w:p>
     <w:p>
@@ -3740,7 +3740,7 @@
     </w:p>
     <w:p>
       <w:r>
-        <w:t>The team proposes short iterative development cycles within the course phase deadlines. Phase 1 sets a baseline; Phase 2 tests feasibility; Phase 3 resolves detailed requirements; design precedes implementation, and each later iteration receives review and testing. GitHub branches, pull requests, and regular individual commits will record contributions.</w:t>
+        <w:t>The team proposes short development cycles within the course deadlines. Phase 1 establishes the baseline, Phase 2 evaluates feasibility, and Phase 3 finalizes detailed requirements. Architecture and detailed design come before implementation. Reviews, tests, GitHub branches, pull requests, and regular individual commits will document later work and each member’s contribution.</w:t>
       </w:r>
     </w:p>
     <w:tbl>
@@ -4767,7 +4767,7 @@
     </w:p>
     <w:p>
       <w:r>
-        <w:t>Each deadline is during the scheduled lab in the stated week. The course also requires the instructor and lab engineer GitHub accounts as repository collaborators by 15 September 2026. Regular meaningful commits under each student’s own identity contribute 10% of each student’s phase grade.</w:t>
+        <w:t>Each deadline falls during the scheduled lab in the stated week. The team must also add the instructor and lab engineer GitHub accounts as repository collaborators by 15 September 2026. Regular, meaningful commits under each student’s own identity account for 10% of that student’s grade in each phase.</w:t>
       </w:r>
     </w:p>
     <w:p>
@@ -5276,7 +5276,7 @@
     </w:p>
     <w:p>
       <w:r>
-        <w:t>Proposed reviewers are Ali Alameri for requirements, Mohammed Siam for application and data, Zayed Alnuaimi for AI and reporting, and Hamed Qayed for testing and integration. The team should confirm these assignments before submission. The GitHub repository, local development computers, and hosted AI access are proposed resources; service availability and cost require feasibility review.</w:t>
+        <w:t>Proposed reviewers are Ali Alameri for requirements, Mohammed Siam for application and data, Zayed Alnuaimi for AI and reporting, and Hamed Qayed for testing and integration. Confirm these assignments before submission. Resources include GitHub, team computers, and hosted AI access; Phase 2 will check service availability and cost.</w:t>
       </w:r>
     </w:p>
     <w:p>
@@ -5552,7 +5552,7 @@
                 <w:rFonts w:ascii="Aptos" w:hAnsi="Aptos"/>
                 <w:sz w:val="17"/>
               </w:rPr>
-              <w:t>Build an end to end core workflow first; use a small, labeled dataset and test each phase.</w:t>
+              <w:t>Build the complete core workflow first, use a small labeled dataset, and test the work completed in each phase.</w:t>
             </w:r>
           </w:p>
         </w:tc>
@@ -5699,43 +5699,16 @@
     </w:p>
     <w:p>
       <w:pPr>
-        <w:pStyle w:val="ListBullet"/>
         <w:ind w:left="360" w:hanging="216"/>
       </w:pPr>
       <w:r>
-        <w:t>Record actual consultation dates, participants, findings, and any campus policy documents; revise assumptions accordingly.</w:t>
-      </w:r>
-    </w:p>
-    <w:p>
-      <w:pPr>
-        <w:pStyle w:val="ListBullet"/>
-        <w:ind w:left="360" w:hanging="216"/>
-      </w:pPr>
-      <w:r>
-        <w:t>Confirm approval authority, reservation expiry, handover evidence, disposal policy, and audit access.</w:t>
-      </w:r>
-    </w:p>
-    <w:p>
-      <w:pPr>
-        <w:pStyle w:val="ListBullet"/>
-        <w:ind w:left="360" w:hanging="216"/>
-      </w:pPr>
-      <w:r>
-        <w:t>Confirm the proposed workstream owners and reviewers, and record the instructor and lab engineer GitHub usernames.</w:t>
-      </w:r>
-    </w:p>
-    <w:p>
-      <w:pPr>
-        <w:pStyle w:val="ListBullet"/>
-        <w:ind w:left="360" w:hanging="216"/>
-      </w:pPr>
-      <w:r>
-        <w:t>Review the complete course project description for mandatory details beyond the summary slides.</w:t>
+        <w:t>Before submission, record consultation findings and relevant policies; confirm approval authority, reservation expiry, handover evidence, disposal rules, and audit access; confirm owners, reviewers, and required GitHub usernames; and check the full course description for requirements not repeated in the slides.</w:t>
       </w:r>
     </w:p>
     <w:p>
       <w:pPr>
         <w:pStyle w:val="Heading1"/>
+        <w:spacing w:before="100" w:after="40"/>
       </w:pPr>
       <w:r>
         <w:t>References</w:t>
@@ -5746,7 +5719,7 @@
         <w:pStyle w:val="Small"/>
       </w:pPr>
       <w:r>
-        <w:t>COSC 336 Circular Campus Project Fall 2026 presentation, slides 1–11 and notes. Supplied team project brief, updated 14 September 2026. Team repository: github.com/HamedQayed/cosc336-circular-campus-9.</w:t>
+        <w:t>COSC 336 Circular Campus Project Fall 2026 presentation, slides 1–11 and notes. Team project brief, 14 September 2026. Repository: github.com/HamedQayed/cosc336-circular-campus-9.</w:t>
       </w:r>
     </w:p>
     <w:sectPr>
